--- a/docs/handouts/Ch11_Automation_STUDENT.docx
+++ b/docs/handouts/Ch11_Automation_STUDENT.docx
@@ -3008,7 +3008,7 @@
           <w:i w:val="false"/>
           <w:iCs w:val="false"/>
         </w:rPr>
-        <w:t xml:space="preserve">Fill in the sense → decide → act loop in plain language </w:t>
+        <w:t xml:space="preserve">Match your project to a pattern (A–D) from the chapter, then fill in the sense → decide → act loop in plain language </w:t>
       </w:r>
       <w:r>
         <w:rPr>
@@ -3026,7 +3026,7 @@
           <w:i w:val="false"/>
           <w:iCs w:val="false"/>
         </w:rPr>
-        <w:t xml:space="preserve"> you write C++.</w:t>
+        <w:t xml:space="preserve"> you write C++. To pick your threshold, read the sensor value on the Brain's Devices screen at the real trigger distance.</w:t>
       </w:r>
     </w:p>
     <w:p>
@@ -3656,6 +3656,184 @@
                 <w:iCs w:val="false"/>
               </w:rPr>
               <w:t xml:space="preserve"> </w:t>
+            </w:r>
+          </w:p>
+        </w:tc>
+      </w:tr>
+    </w:tbl>
+    <w:p>
+      <w:pPr>
+        <w:pBdr>
+          <w:bottom w:val="single" w:color="2E75B6" w:sz="6" w:space="2"/>
+        </w:pBdr>
+        <w:spacing w:after="70" w:before="200"/>
+      </w:pPr>
+      <w:r>
+        <w:rPr>
+          <w:b/>
+          <w:bCs/>
+          <w:i w:val="false"/>
+          <w:iCs w:val="false"/>
+          <w:color w:val="2E75B6"/>
+          <w:sz w:val="24"/>
+          <w:szCs w:val="24"/>
+        </w:rPr>
+        <w:t xml:space="preserve">How You'll Be Assessed</w:t>
+      </w:r>
+    </w:p>
+    <w:tbl>
+      <w:tblPr>
+        <w:tblW w:type="dxa" w:w="9360"/>
+        <w:tblBorders>
+          <w:top w:val="none"/>
+          <w:left w:val="single" w:color="2E75B6" w:sz="18"/>
+          <w:bottom w:val="none"/>
+          <w:right w:val="none"/>
+          <w:insideH w:val="none"/>
+          <w:insideV w:val="none"/>
+        </w:tblBorders>
+      </w:tblPr>
+      <w:tblGrid>
+        <w:gridCol w:w="100"/>
+      </w:tblGrid>
+      <w:tr>
+        <w:tc>
+          <w:tcPr>
+            <w:tcW w:type="dxa" w:w="9360"/>
+            <w:shd w:fill="F2F7FC" w:val="clear"/>
+            <w:tcMar>
+              <w:top w:type="dxa" w:w="100"/>
+              <w:left w:type="dxa" w:w="170"/>
+              <w:bottom w:type="dxa" w:w="100"/>
+              <w:right w:type="dxa" w:w="150"/>
+            </w:tcMar>
+          </w:tcPr>
+          <w:p>
+            <w:pPr>
+              <w:spacing w:after="50" w:line="258"/>
+            </w:pPr>
+            <w:r>
+              <w:rPr>
+                <w:b w:val="false"/>
+                <w:bCs w:val="false"/>
+                <w:i w:val="false"/>
+                <w:iCs w:val="false"/>
+              </w:rPr>
+              <w:t xml:space="preserve">•  It works as an </w:t>
+            </w:r>
+            <w:r>
+              <w:rPr>
+                <w:b/>
+                <w:bCs/>
+                <w:i w:val="false"/>
+                <w:iCs w:val="false"/>
+              </w:rPr>
+              <w:t xml:space="preserve">automatic, closed-loop</w:t>
+            </w:r>
+            <w:r>
+              <w:rPr>
+                <w:b w:val="false"/>
+                <w:bCs w:val="false"/>
+                <w:i w:val="false"/>
+                <w:iCs w:val="false"/>
+              </w:rPr>
+              <w:t xml:space="preserve"> device — senses and responds with no one driving it.</w:t>
+            </w:r>
+          </w:p>
+          <w:p>
+            <w:pPr>
+              <w:spacing w:after="50" w:line="258"/>
+            </w:pPr>
+            <w:r>
+              <w:rPr>
+                <w:b w:val="false"/>
+                <w:bCs w:val="false"/>
+                <w:i w:val="false"/>
+                <w:iCs w:val="false"/>
+              </w:rPr>
+              <w:t xml:space="preserve">•  The code is a clear </w:t>
+            </w:r>
+            <w:r>
+              <w:rPr>
+                <w:b/>
+                <w:bCs/>
+                <w:i w:val="false"/>
+                <w:iCs w:val="false"/>
+              </w:rPr>
+              <w:t xml:space="preserve">sense → decide → act</w:t>
+            </w:r>
+            <w:r>
+              <w:rPr>
+                <w:b w:val="false"/>
+                <w:bCs w:val="false"/>
+                <w:i w:val="false"/>
+                <w:iCs w:val="false"/>
+              </w:rPr>
+              <w:t xml:space="preserve"> loop — a sensor read, an if/else, a motor — inside while (true) with a wait.</w:t>
+            </w:r>
+          </w:p>
+          <w:p>
+            <w:pPr>
+              <w:spacing w:after="50" w:line="258"/>
+            </w:pPr>
+            <w:r>
+              <w:rPr>
+                <w:b w:val="false"/>
+                <w:bCs w:val="false"/>
+                <w:i w:val="false"/>
+                <w:iCs w:val="false"/>
+              </w:rPr>
+              <w:t xml:space="preserve">•  The </w:t>
+            </w:r>
+            <w:r>
+              <w:rPr>
+                <w:b/>
+                <w:bCs/>
+                <w:i w:val="false"/>
+                <w:iCs w:val="false"/>
+              </w:rPr>
+              <w:t xml:space="preserve">design process is documented</w:t>
+            </w:r>
+            <w:r>
+              <w:rPr>
+                <w:b w:val="false"/>
+                <w:bCs w:val="false"/>
+                <w:i w:val="false"/>
+                <w:iCs w:val="false"/>
+              </w:rPr>
+              <w:t xml:space="preserve"> — brief, decision matrix, pseudocode, and a daily journal.</w:t>
+            </w:r>
+          </w:p>
+          <w:p>
+            <w:pPr>
+              <w:spacing w:after="0" w:line="258"/>
+            </w:pPr>
+            <w:r>
+              <w:rPr>
+                <w:b w:val="false"/>
+                <w:bCs w:val="false"/>
+                <w:i w:val="false"/>
+                <w:iCs w:val="false"/>
+              </w:rPr>
+              <w:t xml:space="preserve">•  You can </w:t>
+            </w:r>
+            <w:r>
+              <w:rPr>
+                <w:b/>
+                <w:bCs/>
+                <w:i w:val="false"/>
+                <w:iCs w:val="false"/>
+              </w:rPr>
+              <w:t xml:space="preserve">point to the exact line</w:t>
+            </w:r>
+            <w:r>
+              <w:rPr>
+                <w:b w:val="false"/>
+                <w:bCs w:val="false"/>
+                <w:i w:val="false"/>
+                <w:iCs w:val="false"/>
+              </w:rPr>
+              <w:t xml:space="preserve"> that senses, the line that decides, and the line that acts in your own program.</w:t>
             </w:r>
           </w:p>
         </w:tc>

--- a/docs/handouts/Ch11_Automation_STUDENT.docx
+++ b/docs/handouts/Ch11_Automation_STUDENT.docx
@@ -379,6 +379,25 @@
     </w:p>
     <w:p>
       <w:pPr>
+        <w:pStyle w:val="ListParagraph"/>
+        <w:numPr>
+          <w:ilvl w:val="0"/>
+          <w:numId w:val="2"/>
+        </w:numPr>
+        <w:spacing w:after="40" w:before="0" w:line="264"/>
+      </w:pPr>
+      <w:r>
+        <w:rPr>
+          <w:b w:val="false"/>
+          <w:bCs w:val="false"/>
+          <w:i w:val="false"/>
+          <w:iCs w:val="false"/>
+        </w:rPr>
+        <w:t xml:space="preserve">Store a sensor reading in a variable, read a Potentiometer V2's angle and calibrate it against a captured baseline, and use a for loop to average readings.</w:t>
+      </w:r>
+    </w:p>
+    <w:p>
+      <w:pPr>
         <w:pBdr>
           <w:bottom w:val="single" w:color="2E75B6" w:sz="6" w:space="2"/>
         </w:pBdr>
@@ -507,6 +526,34 @@
           <w:iCs w:val="false"/>
         </w:rPr>
         <w:t xml:space="preserve">an if checks once; a real device must check continuously, so while (true) repeats the block forever. Always put wait(20, msec) at the end of the loop, and make sure something inside it can change.</w:t>
+      </w:r>
+    </w:p>
+    <w:p>
+      <w:pPr>
+        <w:pStyle w:val="ListParagraph"/>
+        <w:numPr>
+          <w:ilvl w:val="0"/>
+          <w:numId w:val="3"/>
+        </w:numPr>
+        <w:spacing w:after="40" w:before="0" w:line="264"/>
+      </w:pPr>
+      <w:r>
+        <w:rPr>
+          <w:b/>
+          <w:bCs/>
+          <w:i w:val="false"/>
+          <w:iCs w:val="false"/>
+        </w:rPr>
+        <w:t xml:space="preserve">Variables, the potentiometer &amp; calibration:  </w:t>
+      </w:r>
+      <w:r>
+        <w:rPr>
+          <w:b w:val="false"/>
+          <w:bCs w:val="false"/>
+          <w:i w:val="false"/>
+          <w:iCs w:val="false"/>
+        </w:rPr>
+        <w:t xml:space="preserve">a variable is a named box that stores a value (int, double, bool). The Potentiometer V2 reads a shaft angle (0 to ~330°) on a 3-Wire port, but its zero depends on mounting — so calibrate: capture the home reading into a baseline variable, then use raw - baseline. A for loop repeats a set number of times (e.g., average 20 readings for a steady baseline); while (true) repeats forever.</w:t>
       </w:r>
     </w:p>
     <w:p>
@@ -1190,6 +1237,1134 @@
           <w:sz w:val="24"/>
           <w:szCs w:val="24"/>
         </w:rPr>
+        <w:t xml:space="preserve">Reading an Angle: Variables, the Potentiometer &amp; Calibration</w:t>
+      </w:r>
+    </w:p>
+    <w:p>
+      <w:pPr>
+        <w:spacing w:after="30" w:before="0" w:line="264"/>
+      </w:pPr>
+      <w:r>
+        <w:rPr>
+          <w:b w:val="false"/>
+          <w:bCs w:val="false"/>
+          <w:i w:val="false"/>
+          <w:iCs w:val="false"/>
+        </w:rPr>
+        <w:t xml:space="preserve">The bumper gives a yes/no and the Distance Sensor gives millimeters. To know </w:t>
+      </w:r>
+      <w:r>
+        <w:rPr>
+          <w:b w:val="false"/>
+          <w:bCs w:val="false"/>
+          <w:i/>
+          <w:iCs/>
+        </w:rPr>
+        <w:t xml:space="preserve">how far a shaft has turned</w:t>
+      </w:r>
+      <w:r>
+        <w:rPr>
+          <w:b w:val="false"/>
+          <w:bCs w:val="false"/>
+          <w:i w:val="false"/>
+          <w:iCs w:val="false"/>
+        </w:rPr>
+        <w:t xml:space="preserve"> — an arm, a dial — you need a new sensor and one new tool: a place to </w:t>
+      </w:r>
+      <w:r>
+        <w:rPr>
+          <w:b/>
+          <w:bCs/>
+          <w:i w:val="false"/>
+          <w:iCs w:val="false"/>
+        </w:rPr>
+        <w:t xml:space="preserve">store a value</w:t>
+      </w:r>
+      <w:r>
+        <w:rPr>
+          <w:b w:val="false"/>
+          <w:bCs w:val="false"/>
+          <w:i w:val="false"/>
+          <w:iCs w:val="false"/>
+        </w:rPr>
+        <w:t xml:space="preserve">.</w:t>
+      </w:r>
+    </w:p>
+    <w:p>
+      <w:pPr>
+        <w:spacing w:after="20" w:before="0" w:line="264"/>
+      </w:pPr>
+      <w:r>
+        <w:rPr>
+          <w:b/>
+          <w:bCs/>
+          <w:i w:val="false"/>
+          <w:iCs w:val="false"/>
+        </w:rPr>
+        <w:t xml:space="preserve">Variables.  </w:t>
+      </w:r>
+      <w:r>
+        <w:rPr>
+          <w:b w:val="false"/>
+          <w:bCs w:val="false"/>
+          <w:i w:val="false"/>
+          <w:iCs w:val="false"/>
+        </w:rPr>
+        <w:t xml:space="preserve">A variable is a named box that holds a value you can read, use in math, and change. Give it a type and a name; update it (count = count + 1) or read it in an if. Variables let you save a reading and reuse it, keep a running total, or remember something between loop passes.</w:t>
+      </w:r>
+    </w:p>
+    <w:p>
+      <w:pPr>
+        <w:spacing w:after="30" w:before="150"/>
+      </w:pPr>
+      <w:r>
+        <w:rPr>
+          <w:rFonts w:ascii="Consolas" w:cs="Consolas" w:eastAsia="Consolas" w:hAnsi="Consolas"/>
+          <w:b/>
+          <w:bCs/>
+          <w:i w:val="false"/>
+          <w:iCs w:val="false"/>
+          <w:color w:val="2E75B6"/>
+          <w:sz w:val="16"/>
+          <w:szCs w:val="16"/>
+        </w:rPr>
+        <w:t xml:space="preserve">Three variables</w:t>
+      </w:r>
+    </w:p>
+    <w:tbl>
+      <w:tblPr>
+        <w:tblW w:type="dxa" w:w="9360"/>
+        <w:tblBorders>
+          <w:top w:val="none"/>
+          <w:left w:val="single" w:color="2E75B6" w:sz="18"/>
+          <w:bottom w:val="none"/>
+          <w:right w:val="none"/>
+          <w:insideH w:val="none"/>
+          <w:insideV w:val="none"/>
+        </w:tblBorders>
+      </w:tblPr>
+      <w:tblGrid>
+        <w:gridCol w:w="100"/>
+      </w:tblGrid>
+      <w:tr>
+        <w:tc>
+          <w:tcPr>
+            <w:tcW w:type="dxa" w:w="9360"/>
+            <w:shd w:fill="F4F4F4" w:val="clear"/>
+            <w:tcMar>
+              <w:top w:type="dxa" w:w="90"/>
+              <w:left w:type="dxa" w:w="150"/>
+              <w:bottom w:type="dxa" w:w="90"/>
+              <w:right w:type="dxa" w:w="150"/>
+            </w:tcMar>
+          </w:tcPr>
+          <w:p>
+            <w:pPr>
+              <w:spacing w:after="0" w:before="0" w:line="238"/>
+            </w:pPr>
+            <w:r>
+              <w:rPr>
+                <w:rFonts w:ascii="Consolas" w:cs="Consolas" w:eastAsia="Consolas" w:hAnsi="Consolas"/>
+                <w:b w:val="false"/>
+                <w:bCs w:val="false"/>
+                <w:i w:val="false"/>
+                <w:iCs w:val="false"/>
+                <w:color w:val="243240"/>
+                <w:sz w:val="18"/>
+                <w:szCs w:val="18"/>
+              </w:rPr>
+              <w:t xml:space="preserve">int    count   = 0;        // a whole number</w:t>
+            </w:r>
+          </w:p>
+          <w:p>
+            <w:pPr>
+              <w:spacing w:after="0" w:before="0" w:line="238"/>
+            </w:pPr>
+            <w:r>
+              <w:rPr>
+                <w:rFonts w:ascii="Consolas" w:cs="Consolas" w:eastAsia="Consolas" w:hAnsi="Consolas"/>
+                <w:b w:val="false"/>
+                <w:bCs w:val="false"/>
+                <w:i w:val="false"/>
+                <w:iCs w:val="false"/>
+                <w:color w:val="243240"/>
+                <w:sz w:val="18"/>
+                <w:szCs w:val="18"/>
+              </w:rPr>
+              <w:t xml:space="preserve">double home    = 0;        // a number w/ decimals</w:t>
+            </w:r>
+          </w:p>
+          <w:p>
+            <w:pPr>
+              <w:spacing w:after="0" w:before="0" w:line="238"/>
+            </w:pPr>
+            <w:r>
+              <w:rPr>
+                <w:rFonts w:ascii="Consolas" w:cs="Consolas" w:eastAsia="Consolas" w:hAnsi="Consolas"/>
+                <w:b w:val="false"/>
+                <w:bCs w:val="false"/>
+                <w:i w:val="false"/>
+                <w:iCs w:val="false"/>
+                <w:color w:val="243240"/>
+                <w:sz w:val="18"/>
+                <w:szCs w:val="18"/>
+              </w:rPr>
+              <w:t xml:space="preserve">bool   running = false;    // true or false</w:t>
+            </w:r>
+          </w:p>
+        </w:tc>
+      </w:tr>
+    </w:tbl>
+    <w:p>
+      <w:pPr>
+        <w:spacing w:after="20" w:before="40" w:line="264"/>
+      </w:pPr>
+      <w:r>
+        <w:rPr>
+          <w:b/>
+          <w:bCs/>
+          <w:i w:val="false"/>
+          <w:iCs w:val="false"/>
+        </w:rPr>
+        <w:t xml:space="preserve">The Potentiometer V2.  </w:t>
+      </w:r>
+      <w:r>
+        <w:rPr>
+          <w:b w:val="false"/>
+          <w:bCs w:val="false"/>
+          <w:i w:val="false"/>
+          <w:iCs w:val="false"/>
+        </w:rPr>
+        <w:t xml:space="preserve">It measures the angle of the shaft it is mounted on, 0 to about 330°, through a lettered 3-Wire port. You read it as a decimal angle, so store it in a double. Unlike the bumper (pressed or not) or the Distance Sensor (mm to an object), it reports a rotation — perfect for an arm or dial — and it keeps its reading after a restart because the value follows the shaft.</w:t>
+      </w:r>
+    </w:p>
+    <w:p>
+      <w:pPr>
+        <w:spacing w:after="30" w:before="150"/>
+      </w:pPr>
+      <w:r>
+        <w:rPr>
+          <w:rFonts w:ascii="Consolas" w:cs="Consolas" w:eastAsia="Consolas" w:hAnsi="Consolas"/>
+          <w:b/>
+          <w:bCs/>
+          <w:i w:val="false"/>
+          <w:iCs w:val="false"/>
+          <w:color w:val="2E75B6"/>
+          <w:sz w:val="16"/>
+          <w:szCs w:val="16"/>
+        </w:rPr>
+        <w:t xml:space="preserve">Name it in the device list, then read it</w:t>
+      </w:r>
+    </w:p>
+    <w:tbl>
+      <w:tblPr>
+        <w:tblW w:type="dxa" w:w="9360"/>
+        <w:tblBorders>
+          <w:top w:val="none"/>
+          <w:left w:val="single" w:color="2E75B6" w:sz="18"/>
+          <w:bottom w:val="none"/>
+          <w:right w:val="none"/>
+          <w:insideH w:val="none"/>
+          <w:insideV w:val="none"/>
+        </w:tblBorders>
+      </w:tblPr>
+      <w:tblGrid>
+        <w:gridCol w:w="100"/>
+      </w:tblGrid>
+      <w:tr>
+        <w:tc>
+          <w:tcPr>
+            <w:tcW w:type="dxa" w:w="9360"/>
+            <w:shd w:fill="F4F4F4" w:val="clear"/>
+            <w:tcMar>
+              <w:top w:type="dxa" w:w="90"/>
+              <w:left w:type="dxa" w:w="150"/>
+              <w:bottom w:type="dxa" w:w="90"/>
+              <w:right w:type="dxa" w:w="150"/>
+            </w:tcMar>
+          </w:tcPr>
+          <w:p>
+            <w:pPr>
+              <w:spacing w:after="0" w:before="0" w:line="238"/>
+            </w:pPr>
+            <w:r>
+              <w:rPr>
+                <w:rFonts w:ascii="Consolas" w:cs="Consolas" w:eastAsia="Consolas" w:hAnsi="Consolas"/>
+                <w:b w:val="false"/>
+                <w:bCs w:val="false"/>
+                <w:i/>
+                <w:iCs/>
+                <w:color w:val="6E7B89"/>
+                <w:sz w:val="18"/>
+                <w:szCs w:val="18"/>
+              </w:rPr>
+              <w:t xml:space="preserve">// in the device list, above main:</w:t>
+            </w:r>
+          </w:p>
+          <w:p>
+            <w:pPr>
+              <w:spacing w:after="0" w:before="0" w:line="238"/>
+            </w:pPr>
+            <w:r>
+              <w:rPr>
+                <w:rFonts w:ascii="Consolas" w:cs="Consolas" w:eastAsia="Consolas" w:hAnsi="Consolas"/>
+                <w:b w:val="false"/>
+                <w:bCs w:val="false"/>
+                <w:i w:val="false"/>
+                <w:iCs w:val="false"/>
+                <w:color w:val="243240"/>
+                <w:sz w:val="18"/>
+                <w:szCs w:val="18"/>
+              </w:rPr>
+              <w:t xml:space="preserve">potV2 armPot = potV2(Brain.ThreeWirePort.A);</w:t>
+            </w:r>
+          </w:p>
+          <w:p>
+            <w:pPr>
+              <w:spacing w:after="0" w:before="0" w:line="238"/>
+            </w:pPr>
+            <w:r>
+              <w:rPr>
+                <w:rFonts w:ascii="Consolas" w:cs="Consolas" w:eastAsia="Consolas" w:hAnsi="Consolas"/>
+                <w:b w:val="false"/>
+                <w:bCs w:val="false"/>
+                <w:i w:val="false"/>
+                <w:iCs w:val="false"/>
+                <w:color w:val="243240"/>
+                <w:sz w:val="18"/>
+                <w:szCs w:val="18"/>
+              </w:rPr>
+              <w:t xml:space="preserve"> </w:t>
+            </w:r>
+          </w:p>
+          <w:p>
+            <w:pPr>
+              <w:spacing w:after="0" w:before="0" w:line="238"/>
+            </w:pPr>
+            <w:r>
+              <w:rPr>
+                <w:rFonts w:ascii="Consolas" w:cs="Consolas" w:eastAsia="Consolas" w:hAnsi="Consolas"/>
+                <w:b w:val="false"/>
+                <w:bCs w:val="false"/>
+                <w:i/>
+                <w:iCs/>
+                <w:color w:val="6E7B89"/>
+                <w:sz w:val="18"/>
+                <w:szCs w:val="18"/>
+              </w:rPr>
+              <w:t xml:space="preserve">// later, read the angle into a double:</w:t>
+            </w:r>
+          </w:p>
+          <w:p>
+            <w:pPr>
+              <w:spacing w:after="0" w:before="0" w:line="238"/>
+            </w:pPr>
+            <w:r>
+              <w:rPr>
+                <w:rFonts w:ascii="Consolas" w:cs="Consolas" w:eastAsia="Consolas" w:hAnsi="Consolas"/>
+                <w:b w:val="false"/>
+                <w:bCs w:val="false"/>
+                <w:i w:val="false"/>
+                <w:iCs w:val="false"/>
+                <w:color w:val="243240"/>
+                <w:sz w:val="18"/>
+                <w:szCs w:val="18"/>
+              </w:rPr>
+              <w:t xml:space="preserve">double raw = armPot.angle(degrees);</w:t>
+            </w:r>
+            <w:r>
+              <w:rPr>
+                <w:rFonts w:ascii="Consolas" w:cs="Consolas" w:eastAsia="Consolas" w:hAnsi="Consolas"/>
+                <w:b w:val="false"/>
+                <w:bCs w:val="false"/>
+                <w:i/>
+                <w:iCs/>
+                <w:color w:val="6E7B89"/>
+                <w:sz w:val="18"/>
+                <w:szCs w:val="18"/>
+              </w:rPr>
+              <w:t xml:space="preserve">  // 0 to ~330</w:t>
+            </w:r>
+          </w:p>
+        </w:tc>
+      </w:tr>
+    </w:tbl>
+    <w:p>
+      <w:pPr>
+        <w:spacing w:after="20" w:before="40" w:line="264"/>
+      </w:pPr>
+      <w:r>
+        <w:rPr>
+          <w:b/>
+          <w:bCs/>
+          <w:i w:val="false"/>
+          <w:iCs w:val="false"/>
+        </w:rPr>
+        <w:t xml:space="preserve">Calibration — where is zero?  </w:t>
+      </w:r>
+      <w:r>
+        <w:rPr>
+          <w:b w:val="false"/>
+          <w:bCs w:val="false"/>
+          <w:i w:val="false"/>
+          <w:iCs w:val="false"/>
+        </w:rPr>
+        <w:t xml:space="preserve">The potentiometer's zero is wherever it was mounted (its slots even let you nudge it 90° by hand), so a raw 145° is 145° from the sensor's own arbitrary zero, not from level. To fix it, calibrate: at startup, hold the arm at a known home, read the sensor, and store that reading in a variable — the baseline. Then raw - baseline is the angle from home. Same idea as the inertial's calibrate step (Ch13); here you do it yourself, with a variable.</w:t>
+      </w:r>
+    </w:p>
+    <w:p>
+      <w:pPr>
+        <w:spacing w:after="40" w:before="120"/>
+        <w:jc w:val="center"/>
+      </w:pPr>
+      <w:r>
+        <w:drawing>
+          <wp:inline distT="0" distB="0" distL="0" distR="0">
+            <wp:extent cx="5334000" cy="2286000"/>
+            <wp:effectExtent t="0" r="0" b="0" l="0"/>
+            <wp:docPr id="1" name="" descr="" title=""/>
+            <wp:cNvGraphicFramePr>
+              <a:graphicFrameLocks xmlns:a="http://schemas.openxmlformats.org/drawingml/2006/main" noChangeAspect="1"/>
+            </wp:cNvGraphicFramePr>
+            <a:graphic xmlns:a="http://schemas.openxmlformats.org/drawingml/2006/main">
+              <a:graphicData uri="http://schemas.openxmlformats.org/drawingml/2006/picture">
+                <pic:pic xmlns:pic="http://schemas.openxmlformats.org/drawingml/2006/picture">
+                  <pic:nvPicPr>
+                    <pic:cNvPr id="0" name="" descr=""/>
+                    <pic:cNvPicPr>
+                      <a:picLocks noChangeAspect="1" noChangeArrowheads="1"/>
+                    </pic:cNvPicPr>
+                  </pic:nvPicPr>
+                  <pic:blipFill>
+                    <a:blip r:embed="rId8" cstate="none"/>
+                    <a:srcRect/>
+                    <a:stretch>
+                      <a:fillRect/>
+                    </a:stretch>
+                  </pic:blipFill>
+                  <pic:spPr bwMode="auto">
+                    <a:xfrm>
+                      <a:off x="0" y="0"/>
+                      <a:ext cx="5334000" cy="2286000"/>
+                    </a:xfrm>
+                    <a:prstGeom prst="rect">
+                      <a:avLst/>
+                    </a:prstGeom>
+                  </pic:spPr>
+                </pic:pic>
+              </a:graphicData>
+            </a:graphic>
+          </wp:inline>
+        </w:drawing>
+      </w:r>
+    </w:p>
+    <w:p>
+      <w:pPr>
+        <w:spacing w:after="140"/>
+        <w:jc w:val="center"/>
+      </w:pPr>
+      <w:r>
+        <w:rPr>
+          <w:b w:val="false"/>
+          <w:bCs w:val="false"/>
+          <w:i/>
+          <w:iCs/>
+          <w:color w:val="5B6470"/>
+          <w:sz w:val="17"/>
+          <w:szCs w:val="17"/>
+        </w:rPr>
+        <w:t xml:space="preserve">Capture the raw reading once at the home position (the baseline); then the arm's angle from home = raw - baseline. The sensor's own zero is wherever it was mounted.</w:t>
+      </w:r>
+    </w:p>
+    <w:p>
+      <w:pPr>
+        <w:spacing w:after="20" w:before="40" w:line="264"/>
+      </w:pPr>
+      <w:r>
+        <w:rPr>
+          <w:b/>
+          <w:bCs/>
+          <w:i w:val="false"/>
+          <w:iCs w:val="false"/>
+        </w:rPr>
+        <w:t xml:space="preserve">The for loop.  </w:t>
+      </w:r>
+      <w:r>
+        <w:rPr>
+          <w:b w:val="false"/>
+          <w:bCs w:val="false"/>
+          <w:i w:val="false"/>
+          <w:iCs w:val="false"/>
+        </w:rPr>
+        <w:t xml:space="preserve">One analog reading jitters, so average several for a steady baseline — which needs a loop that runs a fixed number of times: a for loop. It starts a counter, runs while it is below a limit, and steps it each pass. Now you know two kinds of loop: while (true) repeats forever; a for loop repeats a set number of times, then moves on.</w:t>
+      </w:r>
+    </w:p>
+    <w:p>
+      <w:pPr>
+        <w:spacing w:after="30" w:before="150"/>
+      </w:pPr>
+      <w:r>
+        <w:rPr>
+          <w:rFonts w:ascii="Consolas" w:cs="Consolas" w:eastAsia="Consolas" w:hAnsi="Consolas"/>
+          <w:b/>
+          <w:bCs/>
+          <w:i w:val="false"/>
+          <w:iCs w:val="false"/>
+          <w:color w:val="2E75B6"/>
+          <w:sz w:val="16"/>
+          <w:szCs w:val="16"/>
+        </w:rPr>
+        <w:t xml:space="preserve">Calibrate: average 20 readings at home</w:t>
+      </w:r>
+    </w:p>
+    <w:tbl>
+      <w:tblPr>
+        <w:tblW w:type="dxa" w:w="9360"/>
+        <w:tblBorders>
+          <w:top w:val="none"/>
+          <w:left w:val="single" w:color="2E75B6" w:sz="18"/>
+          <w:bottom w:val="none"/>
+          <w:right w:val="none"/>
+          <w:insideH w:val="none"/>
+          <w:insideV w:val="none"/>
+        </w:tblBorders>
+      </w:tblPr>
+      <w:tblGrid>
+        <w:gridCol w:w="100"/>
+      </w:tblGrid>
+      <w:tr>
+        <w:tc>
+          <w:tcPr>
+            <w:tcW w:type="dxa" w:w="9360"/>
+            <w:shd w:fill="F4F4F4" w:val="clear"/>
+            <w:tcMar>
+              <w:top w:type="dxa" w:w="90"/>
+              <w:left w:type="dxa" w:w="150"/>
+              <w:bottom w:type="dxa" w:w="90"/>
+              <w:right w:type="dxa" w:w="150"/>
+            </w:tcMar>
+          </w:tcPr>
+          <w:p>
+            <w:pPr>
+              <w:spacing w:after="0" w:before="0" w:line="238"/>
+            </w:pPr>
+            <w:r>
+              <w:rPr>
+                <w:rFonts w:ascii="Consolas" w:cs="Consolas" w:eastAsia="Consolas" w:hAnsi="Consolas"/>
+                <w:b w:val="false"/>
+                <w:bCs w:val="false"/>
+                <w:i w:val="false"/>
+                <w:iCs w:val="false"/>
+                <w:color w:val="243240"/>
+                <w:sz w:val="18"/>
+                <w:szCs w:val="18"/>
+              </w:rPr>
+              <w:t xml:space="preserve">double sum = 0;</w:t>
+            </w:r>
+          </w:p>
+          <w:p>
+            <w:pPr>
+              <w:spacing w:after="0" w:before="0" w:line="238"/>
+            </w:pPr>
+            <w:r>
+              <w:rPr>
+                <w:rFonts w:ascii="Consolas" w:cs="Consolas" w:eastAsia="Consolas" w:hAnsi="Consolas"/>
+                <w:b w:val="false"/>
+                <w:bCs w:val="false"/>
+                <w:i w:val="false"/>
+                <w:iCs w:val="false"/>
+                <w:color w:val="243240"/>
+                <w:sz w:val="18"/>
+                <w:szCs w:val="18"/>
+              </w:rPr>
+              <w:t xml:space="preserve">for (int i = 0; i &lt; 20; i = i + 1) {</w:t>
+            </w:r>
+          </w:p>
+          <w:p>
+            <w:pPr>
+              <w:spacing w:after="0" w:before="0" w:line="238"/>
+            </w:pPr>
+            <w:r>
+              <w:rPr>
+                <w:rFonts w:ascii="Consolas" w:cs="Consolas" w:eastAsia="Consolas" w:hAnsi="Consolas"/>
+                <w:b w:val="false"/>
+                <w:bCs w:val="false"/>
+                <w:i w:val="false"/>
+                <w:iCs w:val="false"/>
+                <w:color w:val="243240"/>
+                <w:sz w:val="18"/>
+                <w:szCs w:val="18"/>
+              </w:rPr>
+              <w:t xml:space="preserve">    sum = sum + armPot.angle(degrees);</w:t>
+            </w:r>
+          </w:p>
+          <w:p>
+            <w:pPr>
+              <w:spacing w:after="0" w:before="0" w:line="238"/>
+            </w:pPr>
+            <w:r>
+              <w:rPr>
+                <w:rFonts w:ascii="Consolas" w:cs="Consolas" w:eastAsia="Consolas" w:hAnsi="Consolas"/>
+                <w:b w:val="false"/>
+                <w:bCs w:val="false"/>
+                <w:i w:val="false"/>
+                <w:iCs w:val="false"/>
+                <w:color w:val="243240"/>
+                <w:sz w:val="18"/>
+                <w:szCs w:val="18"/>
+              </w:rPr>
+              <w:t xml:space="preserve">    wait(5, msec);</w:t>
+            </w:r>
+          </w:p>
+          <w:p>
+            <w:pPr>
+              <w:spacing w:after="0" w:before="0" w:line="238"/>
+            </w:pPr>
+            <w:r>
+              <w:rPr>
+                <w:rFonts w:ascii="Consolas" w:cs="Consolas" w:eastAsia="Consolas" w:hAnsi="Consolas"/>
+                <w:b w:val="false"/>
+                <w:bCs w:val="false"/>
+                <w:i w:val="false"/>
+                <w:iCs w:val="false"/>
+                <w:color w:val="243240"/>
+                <w:sz w:val="18"/>
+                <w:szCs w:val="18"/>
+              </w:rPr>
+              <w:t xml:space="preserve">}</w:t>
+            </w:r>
+          </w:p>
+          <w:p>
+            <w:pPr>
+              <w:spacing w:after="0" w:before="0" w:line="238"/>
+            </w:pPr>
+            <w:r>
+              <w:rPr>
+                <w:rFonts w:ascii="Consolas" w:cs="Consolas" w:eastAsia="Consolas" w:hAnsi="Consolas"/>
+                <w:b w:val="false"/>
+                <w:bCs w:val="false"/>
+                <w:i w:val="false"/>
+                <w:iCs w:val="false"/>
+                <w:color w:val="243240"/>
+                <w:sz w:val="18"/>
+                <w:szCs w:val="18"/>
+              </w:rPr>
+              <w:t xml:space="preserve">double home = sum / 20;</w:t>
+            </w:r>
+            <w:r>
+              <w:rPr>
+                <w:rFonts w:ascii="Consolas" w:cs="Consolas" w:eastAsia="Consolas" w:hAnsi="Consolas"/>
+                <w:b w:val="false"/>
+                <w:bCs w:val="false"/>
+                <w:i/>
+                <w:iCs/>
+                <w:color w:val="6E7B89"/>
+                <w:sz w:val="18"/>
+                <w:szCs w:val="18"/>
+              </w:rPr>
+              <w:t xml:space="preserve">        // the baseline</w:t>
+            </w:r>
+          </w:p>
+        </w:tc>
+      </w:tr>
+    </w:tbl>
+    <w:p>
+      <w:pPr>
+        <w:spacing w:after="20" w:before="40" w:line="264"/>
+      </w:pPr>
+      <w:r>
+        <w:rPr>
+          <w:b/>
+          <w:bCs/>
+          <w:i w:val="false"/>
+          <w:iCs w:val="false"/>
+        </w:rPr>
+        <w:t xml:space="preserve">Putting it together.  </w:t>
+      </w:r>
+      <w:r>
+        <w:rPr>
+          <w:b w:val="false"/>
+          <w:bCs w:val="false"/>
+          <w:i w:val="false"/>
+          <w:iCs w:val="false"/>
+        </w:rPr>
+        <w:t xml:space="preserve">Calibrate once at the top of main(), then read the calibrated angle in the while (true) loop and act — raise an arm until it passes 90° from home, then hold. A classic challenge: hold the arm at three heights, one per controller button. Always subtract the baseline before trusting a potentiometer number, and re-calibrate after remounting.</w:t>
+      </w:r>
+    </w:p>
+    <w:p>
+      <w:pPr>
+        <w:spacing w:after="30" w:before="150"/>
+      </w:pPr>
+      <w:r>
+        <w:rPr>
+          <w:rFonts w:ascii="Consolas" w:cs="Consolas" w:eastAsia="Consolas" w:hAnsi="Consolas"/>
+          <w:b/>
+          <w:bCs/>
+          <w:i w:val="false"/>
+          <w:iCs w:val="false"/>
+          <w:color w:val="2E75B6"/>
+          <w:sz w:val="16"/>
+          <w:szCs w:val="16"/>
+        </w:rPr>
+        <w:t xml:space="preserve">Raise the arm to 90° from home, then hold</w:t>
+      </w:r>
+    </w:p>
+    <w:tbl>
+      <w:tblPr>
+        <w:tblW w:type="dxa" w:w="9360"/>
+        <w:tblBorders>
+          <w:top w:val="none"/>
+          <w:left w:val="single" w:color="2E75B6" w:sz="18"/>
+          <w:bottom w:val="none"/>
+          <w:right w:val="none"/>
+          <w:insideH w:val="none"/>
+          <w:insideV w:val="none"/>
+        </w:tblBorders>
+      </w:tblPr>
+      <w:tblGrid>
+        <w:gridCol w:w="100"/>
+      </w:tblGrid>
+      <w:tr>
+        <w:tc>
+          <w:tcPr>
+            <w:tcW w:type="dxa" w:w="9360"/>
+            <w:shd w:fill="F4F4F4" w:val="clear"/>
+            <w:tcMar>
+              <w:top w:type="dxa" w:w="90"/>
+              <w:left w:type="dxa" w:w="150"/>
+              <w:bottom w:type="dxa" w:w="90"/>
+              <w:right w:type="dxa" w:w="150"/>
+            </w:tcMar>
+          </w:tcPr>
+          <w:p>
+            <w:pPr>
+              <w:spacing w:after="0" w:before="0" w:line="238"/>
+            </w:pPr>
+            <w:r>
+              <w:rPr>
+                <w:rFonts w:ascii="Consolas" w:cs="Consolas" w:eastAsia="Consolas" w:hAnsi="Consolas"/>
+                <w:b w:val="false"/>
+                <w:bCs w:val="false"/>
+                <w:i w:val="false"/>
+                <w:iCs w:val="false"/>
+                <w:color w:val="243240"/>
+                <w:sz w:val="18"/>
+                <w:szCs w:val="18"/>
+              </w:rPr>
+              <w:t xml:space="preserve">int main() {</w:t>
+            </w:r>
+          </w:p>
+          <w:p>
+            <w:pPr>
+              <w:spacing w:after="0" w:before="0" w:line="238"/>
+            </w:pPr>
+            <w:r>
+              <w:rPr>
+                <w:rFonts w:ascii="Consolas" w:cs="Consolas" w:eastAsia="Consolas" w:hAnsi="Consolas"/>
+                <w:b w:val="false"/>
+                <w:bCs w:val="false"/>
+                <w:i w:val="false"/>
+                <w:iCs w:val="false"/>
+                <w:color w:val="243240"/>
+                <w:sz w:val="18"/>
+                <w:szCs w:val="18"/>
+              </w:rPr>
+              <w:t xml:space="preserve">    vexcodeInit();</w:t>
+            </w:r>
+          </w:p>
+          <w:p>
+            <w:pPr>
+              <w:spacing w:after="0" w:before="0" w:line="238"/>
+            </w:pPr>
+            <w:r>
+              <w:rPr>
+                <w:rFonts w:ascii="Consolas" w:cs="Consolas" w:eastAsia="Consolas" w:hAnsi="Consolas"/>
+                <w:b w:val="false"/>
+                <w:bCs w:val="false"/>
+                <w:i w:val="false"/>
+                <w:iCs w:val="false"/>
+                <w:color w:val="243240"/>
+                <w:sz w:val="18"/>
+                <w:szCs w:val="18"/>
+              </w:rPr>
+              <w:t xml:space="preserve"> </w:t>
+            </w:r>
+          </w:p>
+          <w:p>
+            <w:pPr>
+              <w:spacing w:after="0" w:before="0" w:line="238"/>
+            </w:pPr>
+            <w:r>
+              <w:rPr>
+                <w:rFonts w:ascii="Consolas" w:cs="Consolas" w:eastAsia="Consolas" w:hAnsi="Consolas"/>
+                <w:b w:val="false"/>
+                <w:bCs w:val="false"/>
+                <w:i/>
+                <w:iCs/>
+                <w:color w:val="6E7B89"/>
+                <w:sz w:val="18"/>
+                <w:szCs w:val="18"/>
+              </w:rPr>
+              <w:t xml:space="preserve">    // calibrate: average 20 readings at home</w:t>
+            </w:r>
+          </w:p>
+          <w:p>
+            <w:pPr>
+              <w:spacing w:after="0" w:before="0" w:line="238"/>
+            </w:pPr>
+            <w:r>
+              <w:rPr>
+                <w:rFonts w:ascii="Consolas" w:cs="Consolas" w:eastAsia="Consolas" w:hAnsi="Consolas"/>
+                <w:b w:val="false"/>
+                <w:bCs w:val="false"/>
+                <w:i w:val="false"/>
+                <w:iCs w:val="false"/>
+                <w:color w:val="243240"/>
+                <w:sz w:val="18"/>
+                <w:szCs w:val="18"/>
+              </w:rPr>
+              <w:t xml:space="preserve">    double sum = 0;</w:t>
+            </w:r>
+          </w:p>
+          <w:p>
+            <w:pPr>
+              <w:spacing w:after="0" w:before="0" w:line="238"/>
+            </w:pPr>
+            <w:r>
+              <w:rPr>
+                <w:rFonts w:ascii="Consolas" w:cs="Consolas" w:eastAsia="Consolas" w:hAnsi="Consolas"/>
+                <w:b w:val="false"/>
+                <w:bCs w:val="false"/>
+                <w:i w:val="false"/>
+                <w:iCs w:val="false"/>
+                <w:color w:val="243240"/>
+                <w:sz w:val="18"/>
+                <w:szCs w:val="18"/>
+              </w:rPr>
+              <w:t xml:space="preserve">    for (int i = 0; i &lt; 20; i = i + 1) {</w:t>
+            </w:r>
+          </w:p>
+          <w:p>
+            <w:pPr>
+              <w:spacing w:after="0" w:before="0" w:line="238"/>
+            </w:pPr>
+            <w:r>
+              <w:rPr>
+                <w:rFonts w:ascii="Consolas" w:cs="Consolas" w:eastAsia="Consolas" w:hAnsi="Consolas"/>
+                <w:b w:val="false"/>
+                <w:bCs w:val="false"/>
+                <w:i w:val="false"/>
+                <w:iCs w:val="false"/>
+                <w:color w:val="243240"/>
+                <w:sz w:val="18"/>
+                <w:szCs w:val="18"/>
+              </w:rPr>
+              <w:t xml:space="preserve">        sum = sum + armPot.angle(degrees);</w:t>
+            </w:r>
+          </w:p>
+          <w:p>
+            <w:pPr>
+              <w:spacing w:after="0" w:before="0" w:line="238"/>
+            </w:pPr>
+            <w:r>
+              <w:rPr>
+                <w:rFonts w:ascii="Consolas" w:cs="Consolas" w:eastAsia="Consolas" w:hAnsi="Consolas"/>
+                <w:b w:val="false"/>
+                <w:bCs w:val="false"/>
+                <w:i w:val="false"/>
+                <w:iCs w:val="false"/>
+                <w:color w:val="243240"/>
+                <w:sz w:val="18"/>
+                <w:szCs w:val="18"/>
+              </w:rPr>
+              <w:t xml:space="preserve">        wait(5, msec);</w:t>
+            </w:r>
+          </w:p>
+          <w:p>
+            <w:pPr>
+              <w:spacing w:after="0" w:before="0" w:line="238"/>
+            </w:pPr>
+            <w:r>
+              <w:rPr>
+                <w:rFonts w:ascii="Consolas" w:cs="Consolas" w:eastAsia="Consolas" w:hAnsi="Consolas"/>
+                <w:b w:val="false"/>
+                <w:bCs w:val="false"/>
+                <w:i w:val="false"/>
+                <w:iCs w:val="false"/>
+                <w:color w:val="243240"/>
+                <w:sz w:val="18"/>
+                <w:szCs w:val="18"/>
+              </w:rPr>
+              <w:t xml:space="preserve">    }</w:t>
+            </w:r>
+          </w:p>
+          <w:p>
+            <w:pPr>
+              <w:spacing w:after="0" w:before="0" w:line="238"/>
+            </w:pPr>
+            <w:r>
+              <w:rPr>
+                <w:rFonts w:ascii="Consolas" w:cs="Consolas" w:eastAsia="Consolas" w:hAnsi="Consolas"/>
+                <w:b w:val="false"/>
+                <w:bCs w:val="false"/>
+                <w:i w:val="false"/>
+                <w:iCs w:val="false"/>
+                <w:color w:val="243240"/>
+                <w:sz w:val="18"/>
+                <w:szCs w:val="18"/>
+              </w:rPr>
+              <w:t xml:space="preserve">    double home = sum / 20;</w:t>
+            </w:r>
+          </w:p>
+          <w:p>
+            <w:pPr>
+              <w:spacing w:after="0" w:before="0" w:line="238"/>
+            </w:pPr>
+            <w:r>
+              <w:rPr>
+                <w:rFonts w:ascii="Consolas" w:cs="Consolas" w:eastAsia="Consolas" w:hAnsi="Consolas"/>
+                <w:b w:val="false"/>
+                <w:bCs w:val="false"/>
+                <w:i w:val="false"/>
+                <w:iCs w:val="false"/>
+                <w:color w:val="243240"/>
+                <w:sz w:val="18"/>
+                <w:szCs w:val="18"/>
+              </w:rPr>
+              <w:t xml:space="preserve"> </w:t>
+            </w:r>
+          </w:p>
+          <w:p>
+            <w:pPr>
+              <w:spacing w:after="0" w:before="0" w:line="238"/>
+            </w:pPr>
+            <w:r>
+              <w:rPr>
+                <w:rFonts w:ascii="Consolas" w:cs="Consolas" w:eastAsia="Consolas" w:hAnsi="Consolas"/>
+                <w:b w:val="false"/>
+                <w:bCs w:val="false"/>
+                <w:i w:val="false"/>
+                <w:iCs w:val="false"/>
+                <w:color w:val="243240"/>
+                <w:sz w:val="18"/>
+                <w:szCs w:val="18"/>
+              </w:rPr>
+              <w:t xml:space="preserve">    armMotor.setStopping(hold);</w:t>
+            </w:r>
+          </w:p>
+          <w:p>
+            <w:pPr>
+              <w:spacing w:after="0" w:before="0" w:line="238"/>
+            </w:pPr>
+            <w:r>
+              <w:rPr>
+                <w:rFonts w:ascii="Consolas" w:cs="Consolas" w:eastAsia="Consolas" w:hAnsi="Consolas"/>
+                <w:b w:val="false"/>
+                <w:bCs w:val="false"/>
+                <w:i w:val="false"/>
+                <w:iCs w:val="false"/>
+                <w:color w:val="243240"/>
+                <w:sz w:val="18"/>
+                <w:szCs w:val="18"/>
+              </w:rPr>
+              <w:t xml:space="preserve">    while (true) {</w:t>
+            </w:r>
+          </w:p>
+          <w:p>
+            <w:pPr>
+              <w:spacing w:after="0" w:before="0" w:line="238"/>
+            </w:pPr>
+            <w:r>
+              <w:rPr>
+                <w:rFonts w:ascii="Consolas" w:cs="Consolas" w:eastAsia="Consolas" w:hAnsi="Consolas"/>
+                <w:b w:val="false"/>
+                <w:bCs w:val="false"/>
+                <w:i w:val="false"/>
+                <w:iCs w:val="false"/>
+                <w:color w:val="243240"/>
+                <w:sz w:val="18"/>
+                <w:szCs w:val="18"/>
+              </w:rPr>
+              <w:t xml:space="preserve">        double angle = armPot.angle(degrees) - home;</w:t>
+            </w:r>
+          </w:p>
+          <w:p>
+            <w:pPr>
+              <w:spacing w:after="0" w:before="0" w:line="238"/>
+            </w:pPr>
+            <w:r>
+              <w:rPr>
+                <w:rFonts w:ascii="Consolas" w:cs="Consolas" w:eastAsia="Consolas" w:hAnsi="Consolas"/>
+                <w:b w:val="false"/>
+                <w:bCs w:val="false"/>
+                <w:i w:val="false"/>
+                <w:iCs w:val="false"/>
+                <w:color w:val="243240"/>
+                <w:sz w:val="18"/>
+                <w:szCs w:val="18"/>
+              </w:rPr>
+              <w:t xml:space="preserve">        if (angle &lt; 90) {</w:t>
+            </w:r>
+            <w:r>
+              <w:rPr>
+                <w:rFonts w:ascii="Consolas" w:cs="Consolas" w:eastAsia="Consolas" w:hAnsi="Consolas"/>
+                <w:b w:val="false"/>
+                <w:bCs w:val="false"/>
+                <w:i/>
+                <w:iCs/>
+                <w:color w:val="6E7B89"/>
+                <w:sz w:val="18"/>
+                <w:szCs w:val="18"/>
+              </w:rPr>
+              <w:t xml:space="preserve">        // not high enough yet</w:t>
+            </w:r>
+          </w:p>
+          <w:p>
+            <w:pPr>
+              <w:spacing w:after="0" w:before="0" w:line="238"/>
+            </w:pPr>
+            <w:r>
+              <w:rPr>
+                <w:rFonts w:ascii="Consolas" w:cs="Consolas" w:eastAsia="Consolas" w:hAnsi="Consolas"/>
+                <w:b w:val="false"/>
+                <w:bCs w:val="false"/>
+                <w:i w:val="false"/>
+                <w:iCs w:val="false"/>
+                <w:color w:val="243240"/>
+                <w:sz w:val="18"/>
+                <w:szCs w:val="18"/>
+              </w:rPr>
+              <w:t xml:space="preserve">            armMotor.spin(forward);</w:t>
+            </w:r>
+          </w:p>
+          <w:p>
+            <w:pPr>
+              <w:spacing w:after="0" w:before="0" w:line="238"/>
+            </w:pPr>
+            <w:r>
+              <w:rPr>
+                <w:rFonts w:ascii="Consolas" w:cs="Consolas" w:eastAsia="Consolas" w:hAnsi="Consolas"/>
+                <w:b w:val="false"/>
+                <w:bCs w:val="false"/>
+                <w:i w:val="false"/>
+                <w:iCs w:val="false"/>
+                <w:color w:val="243240"/>
+                <w:sz w:val="18"/>
+                <w:szCs w:val="18"/>
+              </w:rPr>
+              <w:t xml:space="preserve">        } else {</w:t>
+            </w:r>
+          </w:p>
+          <w:p>
+            <w:pPr>
+              <w:spacing w:after="0" w:before="0" w:line="238"/>
+            </w:pPr>
+            <w:r>
+              <w:rPr>
+                <w:rFonts w:ascii="Consolas" w:cs="Consolas" w:eastAsia="Consolas" w:hAnsi="Consolas"/>
+                <w:b w:val="false"/>
+                <w:bCs w:val="false"/>
+                <w:i w:val="false"/>
+                <w:iCs w:val="false"/>
+                <w:color w:val="243240"/>
+                <w:sz w:val="18"/>
+                <w:szCs w:val="18"/>
+              </w:rPr>
+              <w:t xml:space="preserve">            armMotor.stop();</w:t>
+            </w:r>
+          </w:p>
+          <w:p>
+            <w:pPr>
+              <w:spacing w:after="0" w:before="0" w:line="238"/>
+            </w:pPr>
+            <w:r>
+              <w:rPr>
+                <w:rFonts w:ascii="Consolas" w:cs="Consolas" w:eastAsia="Consolas" w:hAnsi="Consolas"/>
+                <w:b w:val="false"/>
+                <w:bCs w:val="false"/>
+                <w:i w:val="false"/>
+                <w:iCs w:val="false"/>
+                <w:color w:val="243240"/>
+                <w:sz w:val="18"/>
+                <w:szCs w:val="18"/>
+              </w:rPr>
+              <w:t xml:space="preserve">        }</w:t>
+            </w:r>
+          </w:p>
+          <w:p>
+            <w:pPr>
+              <w:spacing w:after="0" w:before="0" w:line="238"/>
+            </w:pPr>
+            <w:r>
+              <w:rPr>
+                <w:rFonts w:ascii="Consolas" w:cs="Consolas" w:eastAsia="Consolas" w:hAnsi="Consolas"/>
+                <w:b w:val="false"/>
+                <w:bCs w:val="false"/>
+                <w:i w:val="false"/>
+                <w:iCs w:val="false"/>
+                <w:color w:val="243240"/>
+                <w:sz w:val="18"/>
+                <w:szCs w:val="18"/>
+              </w:rPr>
+              <w:t xml:space="preserve">        wait(20, msec);</w:t>
+            </w:r>
+          </w:p>
+          <w:p>
+            <w:pPr>
+              <w:spacing w:after="0" w:before="0" w:line="238"/>
+            </w:pPr>
+            <w:r>
+              <w:rPr>
+                <w:rFonts w:ascii="Consolas" w:cs="Consolas" w:eastAsia="Consolas" w:hAnsi="Consolas"/>
+                <w:b w:val="false"/>
+                <w:bCs w:val="false"/>
+                <w:i w:val="false"/>
+                <w:iCs w:val="false"/>
+                <w:color w:val="243240"/>
+                <w:sz w:val="18"/>
+                <w:szCs w:val="18"/>
+              </w:rPr>
+              <w:t xml:space="preserve">    }</w:t>
+            </w:r>
+          </w:p>
+          <w:p>
+            <w:pPr>
+              <w:spacing w:after="0" w:before="0" w:line="238"/>
+            </w:pPr>
+            <w:r>
+              <w:rPr>
+                <w:rFonts w:ascii="Consolas" w:cs="Consolas" w:eastAsia="Consolas" w:hAnsi="Consolas"/>
+                <w:b w:val="false"/>
+                <w:bCs w:val="false"/>
+                <w:i w:val="false"/>
+                <w:iCs w:val="false"/>
+                <w:color w:val="243240"/>
+                <w:sz w:val="18"/>
+                <w:szCs w:val="18"/>
+              </w:rPr>
+              <w:t xml:space="preserve">}</w:t>
+            </w:r>
+          </w:p>
+        </w:tc>
+      </w:tr>
+    </w:tbl>
+    <w:p>
+      <w:pPr>
+        <w:pBdr>
+          <w:bottom w:val="single" w:color="2E75B6" w:sz="6" w:space="2"/>
+        </w:pBdr>
+        <w:spacing w:after="70" w:before="200"/>
+      </w:pPr>
+      <w:r>
+        <w:rPr>
+          <w:b/>
+          <w:bCs/>
+          <w:i w:val="false"/>
+          <w:iCs w:val="false"/>
+          <w:color w:val="2E75B6"/>
+          <w:sz w:val="24"/>
+          <w:szCs w:val="24"/>
+        </w:rPr>
         <w:t xml:space="preserve">Build Constraints</w:t>
       </w:r>
     </w:p>
@@ -1447,7 +2622,7 @@
           <w:i w:val="false"/>
           <w:iCs w:val="false"/>
         </w:rPr>
-        <w:t xml:space="preserve">The PLTW Gateway EXP kit: Brain, charged battery, at least one motor, and a sensor (Distance, Bumper, or Optical)</w:t>
+        <w:t xml:space="preserve">The PLTW Gateway EXP kit: Brain, charged battery, at least one motor, and a sensor (Distance, Bumper, Optical, or Potentiometer V2)</w:t>
       </w:r>
     </w:p>
     <w:p>
@@ -3986,6 +5161,25 @@
           <w:iCs w:val="false"/>
         </w:rPr>
         <w:t xml:space="preserve">Write the sense–decide–act idea as pseudocode for this device: "a night-light motor turns a lamp on when the room is dark." Name the sensor reading, the decision, and the action.</w:t>
+      </w:r>
+    </w:p>
+    <w:p>
+      <w:pPr>
+        <w:pStyle w:val="ListParagraph"/>
+        <w:numPr>
+          <w:ilvl w:val="0"/>
+          <w:numId w:val="6"/>
+        </w:numPr>
+        <w:spacing w:after="40" w:before="90" w:line="264"/>
+      </w:pPr>
+      <w:r>
+        <w:rPr>
+          <w:b w:val="false"/>
+          <w:bCs w:val="false"/>
+          <w:i w:val="false"/>
+          <w:iCs w:val="false"/>
+        </w:rPr>
+        <w:t xml:space="preserve">A Potentiometer V2 on a robot arm reads 160 when the arm is parked at its home position. Why can't you treat that as "160°"? What do you store in a variable to fix it, and how do you then find the arm's angle from home? Where would a for loop help?</w:t>
       </w:r>
     </w:p>
     <w:p>
